--- a/writing/r1bass_ecotox_manuscript_reviewer_comments.docx
+++ b/writing/r1bass_ecotox_manuscript_reviewer_comments.docx
@@ -330,7 +330,7 @@
           <w:kern w:val="0"/>
           <w14:ligatures w14:val="none"/>
         </w:rPr>
-        <w:t>Third, we revised all language that previously equated NLR directly with “stress.” We now describe NLR more cautiously as a leukocyte-based stress-associated biomarker or as evidence of altered leukocyte dynamics consistent with physiological stress responses. We also explicitly acknowledge that additional endpoints</w:t>
+        <w:t>Third, we revised all language that previously equated NLR directly with “stress.” We now describe NLR more cautiously as a leukocyte-based stress-associated biomarker or as evidence of altered leukocyte dynamics consistent with physiological stress responses. We also explicitly acknowledge</w:t>
       </w:r>
       <w:r>
         <w:rPr>
@@ -341,7 +341,7 @@
           <w:kern w:val="0"/>
           <w14:ligatures w14:val="none"/>
         </w:rPr>
-        <w:t>,</w:t>
+        <w:t>, with citations,</w:t>
       </w:r>
       <w:r>
         <w:rPr>
@@ -352,7 +352,29 @@
           <w:kern w:val="0"/>
           <w14:ligatures w14:val="none"/>
         </w:rPr>
-        <w:t xml:space="preserve"> such as cortisol, glucose, lactate, oxidative stress markers, or broader immune assays</w:t>
+        <w:t xml:space="preserve"> that additional endpoints</w:t>
+      </w:r>
+      <w:r>
+        <w:rPr>
+          <w:rFonts w:ascii="Arial" w:eastAsia="Times New Roman" w:hAnsi="Arial" w:cs="Arial"/>
+          <w:b/>
+          <w:bCs/>
+          <w:color w:val="0070C0"/>
+          <w:kern w:val="0"/>
+          <w14:ligatures w14:val="none"/>
+        </w:rPr>
+        <w:t>,</w:t>
+      </w:r>
+      <w:r>
+        <w:rPr>
+          <w:rFonts w:ascii="Arial" w:eastAsia="Times New Roman" w:hAnsi="Arial" w:cs="Arial"/>
+          <w:b/>
+          <w:bCs/>
+          <w:color w:val="0070C0"/>
+          <w:kern w:val="0"/>
+          <w14:ligatures w14:val="none"/>
+        </w:rPr>
+        <w:t xml:space="preserve"> such as cortisol, oxidative stress markers, or broader immune assays</w:t>
       </w:r>
       <w:r>
         <w:rPr>

--- a/writing/r1bass_ecotox_manuscript_reviewer_comments.docx
+++ b/writing/r1bass_ecotox_manuscript_reviewer_comments.docx
@@ -694,6 +694,15 @@
           <w:kern w:val="0"/>
           <w14:ligatures w14:val="none"/>
         </w:rPr>
+        <w:t xml:space="preserve"> (pasted below)</w:t>
+      </w:r>
+      <w:r>
+        <w:rPr>
+          <w:rFonts w:ascii="Arial" w:eastAsia="Times New Roman" w:hAnsi="Arial" w:cs="Arial"/>
+          <w:color w:val="000000"/>
+          <w:kern w:val="0"/>
+          <w14:ligatures w14:val="none"/>
+        </w:rPr>
         <w:t>:</w:t>
       </w:r>
     </w:p>
@@ -1108,17 +1117,15 @@
         </w:rPr>
         <w:t>inconsistent with standard usage. The Methods state: “We examined smears under a light</w:t>
       </w:r>
-    </w:p>
-    <w:p>
-      <w:pPr>
-        <w:spacing w:line="480" w:lineRule="auto"/>
-        <w:rPr>
-          <w:rFonts w:ascii="Arial" w:eastAsia="Times New Roman" w:hAnsi="Arial" w:cs="Arial"/>
-          <w:color w:val="000000"/>
-          <w:kern w:val="0"/>
-          <w14:ligatures w14:val="none"/>
-        </w:rPr>
-      </w:pPr>
+      <w:r>
+        <w:rPr>
+          <w:rFonts w:ascii="Arial" w:eastAsia="Times New Roman" w:hAnsi="Arial" w:cs="Arial"/>
+          <w:color w:val="000000"/>
+          <w:kern w:val="0"/>
+          <w14:ligatures w14:val="none"/>
+        </w:rPr>
+        <w:t xml:space="preserve"> </w:t>
+      </w:r>
       <w:r>
         <w:rPr>
           <w:rFonts w:ascii="Arial" w:eastAsia="Times New Roman" w:hAnsi="Arial" w:cs="Arial"/>
@@ -1128,17 +1135,15 @@
         </w:rPr>
         <w:t>microscope (40X magnification), identified the first 100 leukocytes, and calculated the</w:t>
       </w:r>
-    </w:p>
-    <w:p>
-      <w:pPr>
-        <w:spacing w:line="480" w:lineRule="auto"/>
-        <w:rPr>
-          <w:rFonts w:ascii="Arial" w:eastAsia="Times New Roman" w:hAnsi="Arial" w:cs="Arial"/>
-          <w:color w:val="000000"/>
-          <w:kern w:val="0"/>
-          <w14:ligatures w14:val="none"/>
-        </w:rPr>
-      </w:pPr>
+      <w:r>
+        <w:rPr>
+          <w:rFonts w:ascii="Arial" w:eastAsia="Times New Roman" w:hAnsi="Arial" w:cs="Arial"/>
+          <w:color w:val="000000"/>
+          <w:kern w:val="0"/>
+          <w14:ligatures w14:val="none"/>
+        </w:rPr>
+        <w:t xml:space="preserve"> </w:t>
+      </w:r>
       <w:r>
         <w:rPr>
           <w:rFonts w:ascii="Arial" w:eastAsia="Times New Roman" w:hAnsi="Arial" w:cs="Arial"/>
@@ -1148,17 +1153,15 @@
         </w:rPr>
         <w:t>NLR by dividing the observed lymphocyte count by the neutrophil count” (Methods,</w:t>
       </w:r>
-    </w:p>
-    <w:p>
-      <w:pPr>
-        <w:spacing w:line="480" w:lineRule="auto"/>
-        <w:rPr>
-          <w:rFonts w:ascii="Arial" w:eastAsia="Times New Roman" w:hAnsi="Arial" w:cs="Arial"/>
-          <w:color w:val="000000"/>
-          <w:kern w:val="0"/>
-          <w14:ligatures w14:val="none"/>
-        </w:rPr>
-      </w:pPr>
+      <w:r>
+        <w:rPr>
+          <w:rFonts w:ascii="Arial" w:eastAsia="Times New Roman" w:hAnsi="Arial" w:cs="Arial"/>
+          <w:color w:val="000000"/>
+          <w:kern w:val="0"/>
+          <w14:ligatures w14:val="none"/>
+        </w:rPr>
+        <w:t xml:space="preserve"> </w:t>
+      </w:r>
       <w:r>
         <w:rPr>
           <w:rFonts w:ascii="Arial" w:eastAsia="Times New Roman" w:hAnsi="Arial" w:cs="Arial"/>
@@ -1186,19 +1189,17 @@
           <w:kern w:val="0"/>
           <w14:ligatures w14:val="none"/>
         </w:rPr>
-        <w:t>-</w:t>
-      </w:r>
-    </w:p>
-    <w:p>
-      <w:pPr>
-        <w:spacing w:line="480" w:lineRule="auto"/>
-        <w:rPr>
-          <w:rFonts w:ascii="Arial" w:eastAsia="Times New Roman" w:hAnsi="Arial" w:cs="Arial"/>
-          <w:color w:val="000000"/>
-          <w:kern w:val="0"/>
-          <w14:ligatures w14:val="none"/>
-        </w:rPr>
-      </w:pPr>
+        <w:t>-neutrophil ratio rather than a neutrophil-to-lymphocyte ratio. Because NLR is the sole</w:t>
+      </w:r>
+      <w:r>
+        <w:rPr>
+          <w:rFonts w:ascii="Arial" w:eastAsia="Times New Roman" w:hAnsi="Arial" w:cs="Arial"/>
+          <w:color w:val="000000"/>
+          <w:kern w:val="0"/>
+          <w14:ligatures w14:val="none"/>
+        </w:rPr>
+        <w:t xml:space="preserve"> </w:t>
+      </w:r>
       <w:r>
         <w:rPr>
           <w:rFonts w:ascii="Arial" w:eastAsia="Times New Roman" w:hAnsi="Arial" w:cs="Arial"/>
@@ -1207,39 +1208,17 @@
           <w14:ligatures w14:val="none"/>
         </w:rPr>
         <w:lastRenderedPageBreak/>
-        <w:t>neutrophil ratio rather than a neutrophil-to-lymphocyte ratio. Because NLR is the sole</w:t>
-      </w:r>
-    </w:p>
-    <w:p>
-      <w:pPr>
-        <w:spacing w:line="480" w:lineRule="auto"/>
-        <w:rPr>
-          <w:rFonts w:ascii="Arial" w:eastAsia="Times New Roman" w:hAnsi="Arial" w:cs="Arial"/>
-          <w:color w:val="000000"/>
-          <w:kern w:val="0"/>
-          <w14:ligatures w14:val="none"/>
-        </w:rPr>
-      </w:pPr>
-      <w:r>
-        <w:rPr>
-          <w:rFonts w:ascii="Arial" w:eastAsia="Times New Roman" w:hAnsi="Arial" w:cs="Arial"/>
-          <w:color w:val="000000"/>
-          <w:kern w:val="0"/>
-          <w14:ligatures w14:val="none"/>
-        </w:rPr>
         <w:t>physiological response variable used in the study, this point must be explicitly clarified,</w:t>
       </w:r>
-    </w:p>
-    <w:p>
-      <w:pPr>
-        <w:spacing w:line="480" w:lineRule="auto"/>
-        <w:rPr>
-          <w:rFonts w:ascii="Arial" w:eastAsia="Times New Roman" w:hAnsi="Arial" w:cs="Arial"/>
-          <w:color w:val="000000"/>
-          <w:kern w:val="0"/>
-          <w14:ligatures w14:val="none"/>
-        </w:rPr>
-      </w:pPr>
+      <w:r>
+        <w:rPr>
+          <w:rFonts w:ascii="Arial" w:eastAsia="Times New Roman" w:hAnsi="Arial" w:cs="Arial"/>
+          <w:color w:val="000000"/>
+          <w:kern w:val="0"/>
+          <w14:ligatures w14:val="none"/>
+        </w:rPr>
+        <w:t xml:space="preserve"> </w:t>
+      </w:r>
       <w:r>
         <w:rPr>
           <w:rFonts w:ascii="Arial" w:eastAsia="Times New Roman" w:hAnsi="Arial" w:cs="Arial"/>
@@ -1249,6 +1228,17 @@
         </w:rPr>
         <w:t>as it directly affects interpretation of all results.</w:t>
       </w:r>
+    </w:p>
+    <w:p>
+      <w:pPr>
+        <w:spacing w:line="480" w:lineRule="auto"/>
+        <w:rPr>
+          <w:rFonts w:ascii="Arial" w:eastAsia="Times New Roman" w:hAnsi="Arial" w:cs="Arial"/>
+          <w:color w:val="000000"/>
+          <w:kern w:val="0"/>
+          <w14:ligatures w14:val="none"/>
+        </w:rPr>
+      </w:pPr>
     </w:p>
     <w:p>
       <w:pPr>

--- a/writing/r1bass_ecotox_manuscript_reviewer_comments.docx
+++ b/writing/r1bass_ecotox_manuscript_reviewer_comments.docx
@@ -7985,7 +7985,86 @@
           <w:kern w:val="0"/>
           <w14:ligatures w14:val="none"/>
         </w:rPr>
-        <w:t>We thank the reviewer for this observation. We agree that the original manuscript relied heavily on general stress literature and provided insufficient PFAS-specific mechanistic context. In response, we substantially revised both the Introduction and Discussion to incorporate PFAS-focused literature describing endocrine disruption, immune modulation, oxidative stress, thyroid dysfunction, and leukocyte-associated responses. We believe these additions provide a stronger mechanistic foundation for interpreting our findings</w:t>
+        <w:t xml:space="preserve">We thank the reviewer for this observation. We agree that the original manuscript relied too </w:t>
+      </w:r>
+      <w:r>
+        <w:rPr>
+          <w:rFonts w:ascii="Arial" w:eastAsia="Times New Roman" w:hAnsi="Arial" w:cs="Arial"/>
+          <w:b/>
+          <w:bCs/>
+          <w:color w:val="0070C0"/>
+          <w:kern w:val="0"/>
+          <w14:ligatures w14:val="none"/>
+        </w:rPr>
+        <w:t xml:space="preserve">heavily on the general stress literature and did not provide </w:t>
+      </w:r>
+      <w:r>
+        <w:rPr>
+          <w:rFonts w:ascii="Arial" w:eastAsia="Times New Roman" w:hAnsi="Arial" w:cs="Arial"/>
+          <w:b/>
+          <w:bCs/>
+          <w:color w:val="0070C0"/>
+          <w:kern w:val="0"/>
+          <w14:ligatures w14:val="none"/>
+        </w:rPr>
+        <w:t>enough</w:t>
+      </w:r>
+      <w:r>
+        <w:rPr>
+          <w:rFonts w:ascii="Arial" w:eastAsia="Times New Roman" w:hAnsi="Arial" w:cs="Arial"/>
+          <w:b/>
+          <w:bCs/>
+          <w:color w:val="0070C0"/>
+          <w:kern w:val="0"/>
+          <w14:ligatures w14:val="none"/>
+        </w:rPr>
+        <w:t xml:space="preserve"> mechanistic context for PFAS</w:t>
+      </w:r>
+      <w:r>
+        <w:rPr>
+          <w:rFonts w:ascii="Arial" w:eastAsia="Times New Roman" w:hAnsi="Arial" w:cs="Arial"/>
+          <w:b/>
+          <w:bCs/>
+          <w:color w:val="0070C0"/>
+          <w:kern w:val="0"/>
+          <w14:ligatures w14:val="none"/>
+        </w:rPr>
+        <w:t>.</w:t>
+      </w:r>
+      <w:r>
+        <w:rPr>
+          <w:rFonts w:ascii="Arial" w:eastAsia="Times New Roman" w:hAnsi="Arial" w:cs="Arial"/>
+          <w:b/>
+          <w:bCs/>
+          <w:color w:val="0070C0"/>
+          <w:kern w:val="0"/>
+          <w14:ligatures w14:val="none"/>
+        </w:rPr>
+        <w:t xml:space="preserve"> In response, we substantially revised the Introduction and Discussion to incorporate literature describing PFAS-associated endocrine disruption, immune modulation, oxidative stress, thyroid dysfunction, and altered leukocyte dynamics in fishes and other vertebrates. We also added several recent studies documenting PFAS-related physiological and immunological responses in aquatic organisms, including evidence of altered leukocyte abundance, thyroid function, liver function, and cortisol-associated stress responses. These additions provide a stronger mechanistic framework for interpreting the elevated neutrophil-to-lymphocyte ratios observed in the high-</w:t>
+      </w:r>
+      <w:proofErr w:type="spellStart"/>
+      <w:r>
+        <w:rPr>
+          <w:rFonts w:ascii="Arial" w:eastAsia="Times New Roman" w:hAnsi="Arial" w:cs="Arial"/>
+          <w:b/>
+          <w:bCs/>
+          <w:color w:val="0070C0"/>
+          <w:kern w:val="0"/>
+          <w14:ligatures w14:val="none"/>
+        </w:rPr>
+        <w:t>PFPeA</w:t>
+      </w:r>
+      <w:proofErr w:type="spellEnd"/>
+      <w:r>
+        <w:rPr>
+          <w:rFonts w:ascii="Arial" w:eastAsia="Times New Roman" w:hAnsi="Arial" w:cs="Arial"/>
+          <w:b/>
+          <w:bCs/>
+          <w:color w:val="0070C0"/>
+          <w:kern w:val="0"/>
+          <w14:ligatures w14:val="none"/>
+        </w:rPr>
+        <w:t xml:space="preserve"> treatment and better place our findings within the broader PFAS ecotoxicology literature</w:t>
       </w:r>
       <w:r>
         <w:rPr>
@@ -8011,16 +8090,29 @@
           <w14:ligatures w14:val="none"/>
         </w:rPr>
       </w:pPr>
-      <w:r>
-        <w:rPr>
-          <w:rFonts w:ascii="Arial" w:eastAsia="Times New Roman" w:hAnsi="Arial" w:cs="Arial"/>
-          <w:b/>
-          <w:bCs/>
-          <w:color w:val="0070C0"/>
-          <w:kern w:val="0"/>
-          <w14:ligatures w14:val="none"/>
-        </w:rPr>
-        <w:t>Changes made:</w:t>
+      <w:proofErr w:type="spellStart"/>
+      <w:r>
+        <w:rPr>
+          <w:rFonts w:ascii="Arial" w:eastAsia="Times New Roman" w:hAnsi="Arial" w:cs="Arial"/>
+          <w:b/>
+          <w:bCs/>
+          <w:color w:val="0070C0"/>
+          <w:kern w:val="0"/>
+          <w14:ligatures w14:val="none"/>
+        </w:rPr>
+        <w:t>Changes</w:t>
+      </w:r>
+      <w:proofErr w:type="spellEnd"/>
+      <w:r>
+        <w:rPr>
+          <w:rFonts w:ascii="Arial" w:eastAsia="Times New Roman" w:hAnsi="Arial" w:cs="Arial"/>
+          <w:b/>
+          <w:bCs/>
+          <w:color w:val="0070C0"/>
+          <w:kern w:val="0"/>
+          <w14:ligatures w14:val="none"/>
+        </w:rPr>
+        <w:t xml:space="preserve"> made:</w:t>
       </w:r>
       <w:r>
         <w:rPr>

--- a/writing/r1bass_ecotox_manuscript_reviewer_comments.docx
+++ b/writing/r1bass_ecotox_manuscript_reviewer_comments.docx
@@ -1480,29 +1480,7 @@
           <w:kern w:val="0"/>
           <w14:ligatures w14:val="none"/>
         </w:rPr>
-        <w:t xml:space="preserve">. We have revised the Methods to explicitly state that each tank housed a single largemouth bass and that the individual fish and tank were therefore </w:t>
-      </w:r>
-      <w:r>
-        <w:rPr>
-          <w:rFonts w:ascii="Arial" w:eastAsia="Times New Roman" w:hAnsi="Arial" w:cs="Arial"/>
-          <w:b/>
-          <w:bCs/>
-          <w:color w:val="0070C0"/>
-          <w:kern w:val="0"/>
-          <w14:ligatures w14:val="none"/>
-        </w:rPr>
-        <w:t>identical</w:t>
-      </w:r>
-      <w:r>
-        <w:rPr>
-          <w:rFonts w:ascii="Arial" w:eastAsia="Times New Roman" w:hAnsi="Arial" w:cs="Arial"/>
-          <w:b/>
-          <w:bCs/>
-          <w:color w:val="0070C0"/>
-          <w:kern w:val="0"/>
-          <w14:ligatures w14:val="none"/>
-        </w:rPr>
-        <w:t xml:space="preserve"> experimental units throughout the study. We also clarified the statistical analysis by specifying that individual fish identity was included as a random intercept in the generalized linear mixed-effects model to account for repeated measurements collected from the same fish </w:t>
+        <w:t xml:space="preserve">. We have revised the Methods to explicitly state that each tank housed a single largemouth bass and that the individual fish and tank were therefore identical experimental units throughout the study. We also clarified the statistical analysis by specifying that individual fish identity was included as a random intercept in the generalized linear mixed-effects model to account for repeated measurements collected from the same fish </w:t>
       </w:r>
       <w:r>
         <w:rPr>
@@ -1559,18 +1537,7 @@
           <w:kern w:val="0"/>
           <w14:ligatures w14:val="none"/>
         </w:rPr>
-        <w:t xml:space="preserve">Changes made: </w:t>
-      </w:r>
-      <w:r>
-        <w:rPr>
-          <w:rFonts w:ascii="Arial" w:eastAsia="Times New Roman" w:hAnsi="Arial" w:cs="Arial"/>
-          <w:b/>
-          <w:bCs/>
-          <w:color w:val="0070C0"/>
-          <w:kern w:val="0"/>
-          <w14:ligatures w14:val="none"/>
-        </w:rPr>
-        <w:t>L160–164 &amp; L268–274</w:t>
+        <w:t>Changes made: L160–164 &amp; L268–274</w:t>
       </w:r>
     </w:p>
     <w:p>
@@ -1776,7 +1743,7 @@
           <w:kern w:val="0"/>
           <w14:ligatures w14:val="none"/>
         </w:rPr>
-        <w:t>We thank the reviewer for identifying this lack of clarity. We have revised the Methods to explicitly state that no additional water changes were conducted after contaminant introduction on day 10 and that contaminants were not renewed during the study. Therefore, fish were continuously exposed to the contaminant concentrations from day 10 until study completion on day 22.</w:t>
+        <w:t>We thank the reviewer for identifying this lack of clarity. We have revised the Methods to explicitly state that no additional water changes were conducted after contaminant introduction on day 10 and that contaminants were not renewed during the study. Therefore, fish were exposed to the contaminant concentrations from day 10 until study completion on day 22.</w:t>
       </w:r>
       <w:r>
         <w:rPr>
@@ -1809,18 +1776,7 @@
           <w:kern w:val="0"/>
           <w14:ligatures w14:val="none"/>
         </w:rPr>
-        <w:t>their addition to ensure consistent treatment concentrations across tanks, although aquatic contaminant concentrations were not measured analytically durin</w:t>
-      </w:r>
-      <w:r>
-        <w:rPr>
-          <w:rFonts w:ascii="Arial" w:eastAsia="Times New Roman" w:hAnsi="Arial" w:cs="Arial"/>
-          <w:b/>
-          <w:bCs/>
-          <w:color w:val="0070C0"/>
-          <w:kern w:val="0"/>
-          <w14:ligatures w14:val="none"/>
-        </w:rPr>
-        <w:t>g</w:t>
+        <w:t>their addition to ensure consistent treatment concentrations across tanks, although aquatic contaminant concentrations were not measured analytically during</w:t>
       </w:r>
       <w:r>
         <w:rPr>
@@ -3154,29 +3110,16 @@
         </w:rPr>
         <w:t xml:space="preserve">Thank you again for catching that. </w:t>
       </w:r>
-      <w:proofErr w:type="spellStart"/>
-      <w:r>
-        <w:rPr>
-          <w:rFonts w:ascii="Arial" w:eastAsia="Times New Roman" w:hAnsi="Arial" w:cs="Arial"/>
-          <w:b/>
-          <w:bCs/>
-          <w:color w:val="0070C0"/>
-          <w:kern w:val="0"/>
-          <w14:ligatures w14:val="none"/>
-        </w:rPr>
-        <w:t>The</w:t>
-      </w:r>
-      <w:proofErr w:type="spellEnd"/>
-      <w:r>
-        <w:rPr>
-          <w:rFonts w:ascii="Arial" w:eastAsia="Times New Roman" w:hAnsi="Arial" w:cs="Arial"/>
-          <w:b/>
-          <w:bCs/>
-          <w:color w:val="0070C0"/>
-          <w:kern w:val="0"/>
-          <w14:ligatures w14:val="none"/>
-        </w:rPr>
-        <w:t xml:space="preserve"> revised Methods now state that model assumptions were evaluated using residual diagnostics and that model predictions were visually compared with observed data distributions using non-parametric bootstrapping</w:t>
+      <w:r>
+        <w:rPr>
+          <w:rFonts w:ascii="Arial" w:eastAsia="Times New Roman" w:hAnsi="Arial" w:cs="Arial"/>
+          <w:b/>
+          <w:bCs/>
+          <w:color w:val="0070C0"/>
+          <w:kern w:val="0"/>
+          <w14:ligatures w14:val="none"/>
+        </w:rPr>
+        <w:t>The revised Methods now state that model assumptions were evaluated using residual diagnostics and that model predictions were visually compared with observed data distributions using non-parametric bootstrapping</w:t>
       </w:r>
       <w:r>
         <w:rPr>
@@ -3393,29 +3336,7 @@
           <w:kern w:val="0"/>
           <w14:ligatures w14:val="none"/>
         </w:rPr>
-        <w:t xml:space="preserve"> the underlying mechanisms. We further emphasize that the direct mechanisms underlying these patterns remain unclear and that our interpretations are </w:t>
-      </w:r>
-      <w:r>
-        <w:rPr>
-          <w:rFonts w:ascii="Arial" w:eastAsia="Times New Roman" w:hAnsi="Arial" w:cs="Arial"/>
-          <w:b/>
-          <w:bCs/>
-          <w:color w:val="0070C0"/>
-          <w:kern w:val="0"/>
-          <w14:ligatures w14:val="none"/>
-        </w:rPr>
-        <w:t>hypothetical</w:t>
-      </w:r>
-      <w:r>
-        <w:rPr>
-          <w:rFonts w:ascii="Arial" w:eastAsia="Times New Roman" w:hAnsi="Arial" w:cs="Arial"/>
-          <w:b/>
-          <w:bCs/>
-          <w:color w:val="0070C0"/>
-          <w:kern w:val="0"/>
-          <w14:ligatures w14:val="none"/>
-        </w:rPr>
-        <w:t>.</w:t>
+        <w:t xml:space="preserve"> the underlying mechanisms. We further emphasize that the direct mechanisms underlying these patterns remain unclear and that our interpretations are hypothetical.</w:t>
       </w:r>
     </w:p>
     <w:p>
@@ -7035,18 +6956,7 @@
           <w:kern w:val="0"/>
           <w14:ligatures w14:val="none"/>
         </w:rPr>
-        <w:t>L161–162, L260–276, &amp; L473–50</w:t>
-      </w:r>
-      <w:r>
-        <w:rPr>
-          <w:rFonts w:ascii="Arial" w:eastAsia="Times New Roman" w:hAnsi="Arial" w:cs="Arial"/>
-          <w:b/>
-          <w:bCs/>
-          <w:color w:val="0070C0"/>
-          <w:kern w:val="0"/>
-          <w14:ligatures w14:val="none"/>
-        </w:rPr>
-        <w:t>5</w:t>
+        <w:t>L161–162, L260–276, &amp; L473–505</w:t>
       </w:r>
     </w:p>
     <w:p>
@@ -7996,40 +7906,7 @@
           <w:kern w:val="0"/>
           <w14:ligatures w14:val="none"/>
         </w:rPr>
-        <w:t xml:space="preserve">heavily on the general stress literature and did not provide </w:t>
-      </w:r>
-      <w:r>
-        <w:rPr>
-          <w:rFonts w:ascii="Arial" w:eastAsia="Times New Roman" w:hAnsi="Arial" w:cs="Arial"/>
-          <w:b/>
-          <w:bCs/>
-          <w:color w:val="0070C0"/>
-          <w:kern w:val="0"/>
-          <w14:ligatures w14:val="none"/>
-        </w:rPr>
-        <w:t>enough</w:t>
-      </w:r>
-      <w:r>
-        <w:rPr>
-          <w:rFonts w:ascii="Arial" w:eastAsia="Times New Roman" w:hAnsi="Arial" w:cs="Arial"/>
-          <w:b/>
-          <w:bCs/>
-          <w:color w:val="0070C0"/>
-          <w:kern w:val="0"/>
-          <w14:ligatures w14:val="none"/>
-        </w:rPr>
-        <w:t xml:space="preserve"> mechanistic context for PFAS</w:t>
-      </w:r>
-      <w:r>
-        <w:rPr>
-          <w:rFonts w:ascii="Arial" w:eastAsia="Times New Roman" w:hAnsi="Arial" w:cs="Arial"/>
-          <w:b/>
-          <w:bCs/>
-          <w:color w:val="0070C0"/>
-          <w:kern w:val="0"/>
-          <w14:ligatures w14:val="none"/>
-        </w:rPr>
-        <w:t>.</w:t>
+        <w:t>heavily on the general stress literature and did not provide enough mechanistic context for PFAS.</w:t>
       </w:r>
       <w:r>
         <w:rPr>
@@ -8090,29 +7967,16 @@
           <w14:ligatures w14:val="none"/>
         </w:rPr>
       </w:pPr>
-      <w:proofErr w:type="spellStart"/>
-      <w:r>
-        <w:rPr>
-          <w:rFonts w:ascii="Arial" w:eastAsia="Times New Roman" w:hAnsi="Arial" w:cs="Arial"/>
-          <w:b/>
-          <w:bCs/>
-          <w:color w:val="0070C0"/>
-          <w:kern w:val="0"/>
-          <w14:ligatures w14:val="none"/>
-        </w:rPr>
-        <w:t>Changes</w:t>
-      </w:r>
-      <w:proofErr w:type="spellEnd"/>
-      <w:r>
-        <w:rPr>
-          <w:rFonts w:ascii="Arial" w:eastAsia="Times New Roman" w:hAnsi="Arial" w:cs="Arial"/>
-          <w:b/>
-          <w:bCs/>
-          <w:color w:val="0070C0"/>
-          <w:kern w:val="0"/>
-          <w14:ligatures w14:val="none"/>
-        </w:rPr>
-        <w:t xml:space="preserve"> made:</w:t>
+      <w:r>
+        <w:rPr>
+          <w:rFonts w:ascii="Arial" w:eastAsia="Times New Roman" w:hAnsi="Arial" w:cs="Arial"/>
+          <w:b/>
+          <w:bCs/>
+          <w:color w:val="0070C0"/>
+          <w:kern w:val="0"/>
+          <w14:ligatures w14:val="none"/>
+        </w:rPr>
+        <w:t>Changes made:</w:t>
       </w:r>
       <w:r>
         <w:rPr>
@@ -8712,6 +8576,7 @@
   <w:style w:type="character" w:default="1" w:styleId="DefaultParagraphFont">
     <w:name w:val="Default Paragraph Font"/>
     <w:uiPriority w:val="1"/>
+    <w:semiHidden/>
     <w:unhideWhenUsed/>
   </w:style>
   <w:style w:type="table" w:default="1" w:styleId="TableNormal">
